--- a/public/Where_to_Buy_and_Trade_RBNT.docx
+++ b/public/Where_to_Buy_and_Trade_RBNT.docx
@@ -166,7 +166,7 @@
           <w:sz w:val="15"/>
           <w:szCs w:val="15"/>
         </w:rPr>
-        <w:t xml:space="preserve">LAST VERIFIED AUGUST 11, 2026</w:t>
+        <w:t xml:space="preserve">LAST VERIFIED AUGUST 21, 2026</w:t>
       </w:r>
     </w:p>
     <w:p>
@@ -210,7 +210,7 @@
           <w:sz w:val="19"/>
           <w:szCs w:val="19"/>
         </w:rPr>
-        <w:t xml:space="preserve"> is the token on Redbelly Network's own chain, tradeable on four centralized exchanges and directly on-chain through Reddex. </w:t>
+        <w:t xml:space="preserve"> is the token on Redbelly Network's own chain, tradeable on five centralized exchanges and directly on-chain through Reddex. </w:t>
       </w:r>
       <w:r>
         <w:rPr>
@@ -289,7 +289,7 @@
           <w:sz w:val="19"/>
           <w:szCs w:val="19"/>
         </w:rPr>
-        <w:t xml:space="preserve">Four exchanges list native RBNT against USDT or USDC. All four were checked directly on their own trade pages.</w:t>
+        <w:t xml:space="preserve">Five exchanges list native RBNT against USDT or USDC. All five were checked directly on their own trade pages.</w:t>
       </w:r>
     </w:p>
     <w:tbl>
@@ -759,7 +759,7 @@
                 <w:sz w:val="15"/>
                 <w:szCs w:val="15"/>
               </w:rPr>
-              <w:t xml:space="preserve">Highest volume of the four.</w:t>
+              <w:t xml:space="preserve">Highest volume of the five.</w:t>
             </w:r>
           </w:p>
         </w:tc>
@@ -1131,6 +1131,183 @@
                   <w:u w:val="single" w:color="FFB3AE"/>
                 </w:rPr>
                 <w:t xml:space="preserve">whitebit.com/trade/RBNT_USDT</w:t>
+              </w:r>
+            </w:hyperlink>
+          </w:p>
+        </w:tc>
+      </w:tr>
+      <w:tr>
+        <w:tc>
+          <w:tcPr>
+            <w:tcW w:type="dxa" w:w="1500"/>
+            <w:tcBorders>
+              <w:top w:val="single" w:color="27323A" w:sz="4"/>
+              <w:left w:val="single" w:color="27323A" w:sz="4"/>
+              <w:bottom w:val="single" w:color="27323A" w:sz="4"/>
+              <w:right w:val="single" w:color="27323A" w:sz="4"/>
+            </w:tcBorders>
+            <w:shd w:fill="1B252A" w:color="auto" w:val="clear"/>
+            <w:tcMar>
+              <w:top w:type="dxa" w:w="120"/>
+              <w:left w:type="dxa" w:w="160"/>
+              <w:bottom w:type="dxa" w:w="120"/>
+              <w:right w:type="dxa" w:w="160"/>
+            </w:tcMar>
+            <w:vAlign w:val="center"/>
+          </w:tcPr>
+          <w:p>
+            <w:pPr>
+              <w:spacing w:after="0" w:before="0" w:line="276"/>
+            </w:pPr>
+            <w:r>
+              <w:rPr>
+                <w:rFonts w:ascii="Be Vietnam Pro" w:cs="Be Vietnam Pro" w:eastAsia="Be Vietnam Pro" w:hAnsi="Be Vietnam Pro"/>
+                <w:b/>
+                <w:bCs/>
+                <w:i w:val="false"/>
+                <w:iCs w:val="false"/>
+                <w:color w:val="E4EBF0"/>
+                <w:sz w:val="19"/>
+                <w:szCs w:val="19"/>
+              </w:rPr>
+              <w:t xml:space="preserve">BitMart</w:t>
+            </w:r>
+          </w:p>
+        </w:tc>
+        <w:tc>
+          <w:tcPr>
+            <w:tcW w:type="dxa" w:w="2400"/>
+            <w:tcBorders>
+              <w:top w:val="single" w:color="27323A" w:sz="4"/>
+              <w:left w:val="single" w:color="27323A" w:sz="4"/>
+              <w:bottom w:val="single" w:color="27323A" w:sz="4"/>
+              <w:right w:val="single" w:color="27323A" w:sz="4"/>
+            </w:tcBorders>
+            <w:shd w:fill="1B252A" w:color="auto" w:val="clear"/>
+            <w:tcMar>
+              <w:top w:type="dxa" w:w="120"/>
+              <w:left w:type="dxa" w:w="160"/>
+              <w:bottom w:type="dxa" w:w="120"/>
+              <w:right w:type="dxa" w:w="160"/>
+            </w:tcMar>
+            <w:vAlign w:val="center"/>
+          </w:tcPr>
+          <w:p>
+            <w:pPr>
+              <w:spacing w:after="0" w:before="0" w:line="276"/>
+            </w:pPr>
+            <w:r>
+              <w:rPr>
+                <w:rFonts w:ascii="Be Vietnam Pro" w:cs="Be Vietnam Pro" w:eastAsia="Be Vietnam Pro" w:hAnsi="Be Vietnam Pro"/>
+                <w:b w:val="false"/>
+                <w:bCs w:val="false"/>
+                <w:i w:val="false"/>
+                <w:iCs w:val="false"/>
+                <w:color w:val="E4EBF0"/>
+                <w:sz w:val="17"/>
+                <w:szCs w:val="17"/>
+              </w:rPr>
+              <w:t xml:space="preserve">RBNT/USDT</w:t>
+            </w:r>
+          </w:p>
+        </w:tc>
+        <w:tc>
+          <w:tcPr>
+            <w:tcW w:type="dxa" w:w="2100"/>
+            <w:tcBorders>
+              <w:top w:val="single" w:color="27323A" w:sz="4"/>
+              <w:left w:val="single" w:color="27323A" w:sz="4"/>
+              <w:bottom w:val="single" w:color="27323A" w:sz="4"/>
+              <w:right w:val="single" w:color="27323A" w:sz="4"/>
+            </w:tcBorders>
+            <w:shd w:fill="1B252A" w:color="auto" w:val="clear"/>
+            <w:tcMar>
+              <w:top w:type="dxa" w:w="120"/>
+              <w:left w:type="dxa" w:w="160"/>
+              <w:bottom w:type="dxa" w:w="120"/>
+              <w:right w:type="dxa" w:w="160"/>
+            </w:tcMar>
+            <w:vAlign w:val="center"/>
+          </w:tcPr>
+          <w:p>
+            <w:pPr>
+              <w:spacing w:after="0" w:before="0" w:line="276"/>
+            </w:pPr>
+            <w:r>
+              <w:rPr>
+                <w:rFonts w:ascii="JetBrains Mono" w:cs="JetBrains Mono" w:eastAsia="JetBrains Mono" w:hAnsi="JetBrains Mono"/>
+                <w:color w:val="EF5350"/>
+                <w:sz w:val="14"/>
+                <w:szCs w:val="14"/>
+              </w:rPr>
+              <w:t xml:space="preserve">● </w:t>
+            </w:r>
+            <w:r>
+              <w:rPr>
+                <w:rFonts w:ascii="JetBrains Mono" w:cs="JetBrains Mono" w:eastAsia="JetBrains Mono" w:hAnsi="JetBrains Mono"/>
+                <w:b/>
+                <w:bCs/>
+                <w:i w:val="false"/>
+                <w:iCs w:val="false"/>
+                <w:color w:val="B8C4CC"/>
+                <w:spacing w:val="8"/>
+                <w:sz w:val="15"/>
+                <w:szCs w:val="15"/>
+              </w:rPr>
+              <w:t xml:space="preserve">WIND-DOWN</w:t>
+            </w:r>
+          </w:p>
+          <w:p>
+            <w:pPr>
+              <w:spacing w:after="0" w:before="40" w:line="260"/>
+            </w:pPr>
+            <w:r>
+              <w:rPr>
+                <w:rFonts w:ascii="Be Vietnam Pro" w:cs="Be Vietnam Pro" w:eastAsia="Be Vietnam Pro" w:hAnsi="Be Vietnam Pro"/>
+                <w:b w:val="false"/>
+                <w:bCs w:val="false"/>
+                <w:i/>
+                <w:iCs/>
+                <w:color w:val="93A4AE"/>
+                <w:sz w:val="15"/>
+                <w:szCs w:val="15"/>
+              </w:rPr>
+              <w:t xml:space="preserve">BitMart announced an orderly wind-down on 26 July 2026. New orders and deposits are already suspended. All trading ends 26 August 2026, 01:00 UTC. Do not treat this as an ongoing venue.</w:t>
+            </w:r>
+          </w:p>
+        </w:tc>
+        <w:tc>
+          <w:tcPr>
+            <w:tcW w:type="dxa" w:w="2900"/>
+            <w:tcBorders>
+              <w:top w:val="single" w:color="27323A" w:sz="4"/>
+              <w:left w:val="single" w:color="27323A" w:sz="4"/>
+              <w:bottom w:val="single" w:color="27323A" w:sz="4"/>
+              <w:right w:val="single" w:color="27323A" w:sz="4"/>
+            </w:tcBorders>
+            <w:shd w:fill="1B252A" w:color="auto" w:val="clear"/>
+            <w:tcMar>
+              <w:top w:type="dxa" w:w="120"/>
+              <w:left w:type="dxa" w:w="160"/>
+              <w:bottom w:type="dxa" w:w="120"/>
+              <w:right w:type="dxa" w:w="160"/>
+            </w:tcMar>
+            <w:vAlign w:val="center"/>
+          </w:tcPr>
+          <w:p>
+            <w:pPr>
+              <w:spacing w:after="0" w:before="0" w:line="276"/>
+            </w:pPr>
+            <w:hyperlink w:history="1" r:id="rId20">
+              <w:r>
+                <w:rPr>
+                  <w:rFonts w:ascii="JetBrains Mono" w:cs="JetBrains Mono" w:eastAsia="JetBrains Mono" w:hAnsi="JetBrains Mono"/>
+                  <w:color w:val="FFB3AE"/>
+                  <w:sz w:val="17"/>
+                  <w:szCs w:val="17"/>
+                  <w:u w:val="single" w:color="FFB3AE"/>
+                </w:rPr>
+                <w:t xml:space="preserve">bitmart.com/trade/RBNT_USDT</w:t>
               </w:r>
             </w:hyperlink>
           </w:p>
